--- a/tests/org.obeonetwork.m2doc.tests/resources/template/bug533MultiCalls/bug533MultiCalls-expected-generation.docx
+++ b/tests/org.obeonetwork.m2doc.tests/resources/template/bug533MultiCalls/bug533MultiCalls-expected-generation.docx
@@ -64,7 +64,7 @@
         <w:pStyle w:val="Paragraphedeliste"/>
         <w:numPr>
           <w:ilvl w:val="0"/>
-          <w:numId w:val="7"/>
+          <w:numId w:val="8"/>
         </w:numPr>
         <w:rPr>
           <w:rStyle w:val="CodeHTML"/>
@@ -88,7 +88,7 @@
         <w:pStyle w:val="Paragraphedeliste"/>
         <w:numPr>
           <w:ilvl w:val="0"/>
-          <w:numId w:val="7"/>
+          <w:numId w:val="8"/>
         </w:numPr>
         <w:rPr>
           <w:rStyle w:val="CodeHTML"/>
@@ -112,7 +112,7 @@
         <w:pStyle w:val="Paragraphedeliste"/>
         <w:numPr>
           <w:ilvl w:val="0"/>
-          <w:numId w:val="7"/>
+          <w:numId w:val="8"/>
         </w:numPr>
         <w:rPr>
           <w:rStyle w:val="CodeHTML"/>
@@ -177,7 +177,7 @@
         <w:pStyle w:val="Paragraphedeliste"/>
         <w:numPr>
           <w:ilvl w:val="0"/>
-          <w:numId w:val="8"/>
+          <w:numId w:val="9"/>
         </w:numPr>
         <w:rPr>
           <w:rStyle w:val="CodeHTML"/>
@@ -201,7 +201,7 @@
         <w:pStyle w:val="Paragraphedeliste"/>
         <w:numPr>
           <w:ilvl w:val="0"/>
-          <w:numId w:val="8"/>
+          <w:numId w:val="9"/>
         </w:numPr>
         <w:rPr>
           <w:rStyle w:val="CodeHTML"/>
@@ -225,7 +225,7 @@
         <w:pStyle w:val="Paragraphedeliste"/>
         <w:numPr>
           <w:ilvl w:val="0"/>
-          <w:numId w:val="8"/>
+          <w:numId w:val="9"/>
         </w:numPr>
         <w:rPr>
           <w:rStyle w:val="CodeHTML"/>
@@ -859,6 +859,119 @@
     </w:lvl>
   </w:abstractNum>
   <w:abstractNum w:abstractNumId="5" w15:restartNumberingAfterBreak="0">
+    <w:nsid w:val="560C49CE"/>
+    <w:multiLevelType w:val="hybridMultilevel"/>
+    <w:tmpl w:val="3A681960"/>
+    <w:lvl w:ilvl="0" w:tplc="040C0001">
+      <w:start w:val="1"/>
+      <w:numFmt w:val="bullet"/>
+      <w:lvlText w:val=""/>
+      <w:lvlJc w:val="left"/>
+      <w:pPr>
+        <w:ind w:left="1068" w:hanging="360"/>
+      </w:pPr>
+      <w:rPr>
+        <w:rFonts w:ascii="Symbol" w:hAnsi="Symbol" w:hint="default"/>
+      </w:rPr>
+    </w:lvl>
+    <w:lvl w:ilvl="1" w:tplc="040C0003" w:tentative="1">
+      <w:start w:val="1"/>
+      <w:numFmt w:val="bullet"/>
+      <w:lvlText w:val="o"/>
+      <w:lvlJc w:val="left"/>
+      <w:pPr>
+        <w:ind w:left="1788" w:hanging="360"/>
+      </w:pPr>
+      <w:rPr>
+        <w:rFonts w:ascii="Courier New" w:hAnsi="Courier New" w:cs="Courier New" w:hint="default"/>
+      </w:rPr>
+    </w:lvl>
+    <w:lvl w:ilvl="2" w:tplc="040C0005" w:tentative="1">
+      <w:start w:val="1"/>
+      <w:numFmt w:val="bullet"/>
+      <w:lvlText w:val=""/>
+      <w:lvlJc w:val="left"/>
+      <w:pPr>
+        <w:ind w:left="2508" w:hanging="360"/>
+      </w:pPr>
+      <w:rPr>
+        <w:rFonts w:ascii="Wingdings" w:hAnsi="Wingdings" w:hint="default"/>
+      </w:rPr>
+    </w:lvl>
+    <w:lvl w:ilvl="3" w:tplc="040C0001" w:tentative="1">
+      <w:start w:val="1"/>
+      <w:numFmt w:val="bullet"/>
+      <w:lvlText w:val=""/>
+      <w:lvlJc w:val="left"/>
+      <w:pPr>
+        <w:ind w:left="3228" w:hanging="360"/>
+      </w:pPr>
+      <w:rPr>
+        <w:rFonts w:ascii="Symbol" w:hAnsi="Symbol" w:hint="default"/>
+      </w:rPr>
+    </w:lvl>
+    <w:lvl w:ilvl="4" w:tplc="040C0003" w:tentative="1">
+      <w:start w:val="1"/>
+      <w:numFmt w:val="bullet"/>
+      <w:lvlText w:val="o"/>
+      <w:lvlJc w:val="left"/>
+      <w:pPr>
+        <w:ind w:left="3948" w:hanging="360"/>
+      </w:pPr>
+      <w:rPr>
+        <w:rFonts w:ascii="Courier New" w:hAnsi="Courier New" w:cs="Courier New" w:hint="default"/>
+      </w:rPr>
+    </w:lvl>
+    <w:lvl w:ilvl="5" w:tplc="040C0005" w:tentative="1">
+      <w:start w:val="1"/>
+      <w:numFmt w:val="bullet"/>
+      <w:lvlText w:val=""/>
+      <w:lvlJc w:val="left"/>
+      <w:pPr>
+        <w:ind w:left="4668" w:hanging="360"/>
+      </w:pPr>
+      <w:rPr>
+        <w:rFonts w:ascii="Wingdings" w:hAnsi="Wingdings" w:hint="default"/>
+      </w:rPr>
+    </w:lvl>
+    <w:lvl w:ilvl="6" w:tplc="040C0001" w:tentative="1">
+      <w:start w:val="1"/>
+      <w:numFmt w:val="bullet"/>
+      <w:lvlText w:val=""/>
+      <w:lvlJc w:val="left"/>
+      <w:pPr>
+        <w:ind w:left="5388" w:hanging="360"/>
+      </w:pPr>
+      <w:rPr>
+        <w:rFonts w:ascii="Symbol" w:hAnsi="Symbol" w:hint="default"/>
+      </w:rPr>
+    </w:lvl>
+    <w:lvl w:ilvl="7" w:tplc="040C0003" w:tentative="1">
+      <w:start w:val="1"/>
+      <w:numFmt w:val="bullet"/>
+      <w:lvlText w:val="o"/>
+      <w:lvlJc w:val="left"/>
+      <w:pPr>
+        <w:ind w:left="6108" w:hanging="360"/>
+      </w:pPr>
+      <w:rPr>
+        <w:rFonts w:ascii="Courier New" w:hAnsi="Courier New" w:cs="Courier New" w:hint="default"/>
+      </w:rPr>
+    </w:lvl>
+    <w:lvl w:ilvl="8" w:tplc="040C0005" w:tentative="1">
+      <w:start w:val="1"/>
+      <w:numFmt w:val="bullet"/>
+      <w:lvlText w:val=""/>
+      <w:lvlJc w:val="left"/>
+      <w:pPr>
+        <w:ind w:left="6828" w:hanging="360"/>
+      </w:pPr>
+      <w:rPr>
+        <w:rFonts w:ascii="Wingdings" w:hAnsi="Wingdings" w:hint="default"/>
+      </w:rPr>
+    </w:lvl>
+  </w:abstractNum>
+  <w:abstractNum w:abstractNumId="6" w15:restartNumberingAfterBreak="0">
     <w:nsid w:val="585D3BBE"/>
     <w:multiLevelType w:val="hybridMultilevel"/>
     <w:tmpl w:val="CD52831A"/>
@@ -971,7 +1084,7 @@
       </w:rPr>
     </w:lvl>
   </w:abstractNum>
-  <w:abstractNum w:abstractNumId="6" w15:restartNumberingAfterBreak="0">
+  <w:abstractNum w:abstractNumId="7" w15:restartNumberingAfterBreak="0">
     <w:nsid w:val="62FE6C49"/>
     <w:multiLevelType w:val="hybridMultilevel"/>
     <w:tmpl w:val="676AEA46"/>
@@ -1084,226 +1197,226 @@
       </w:rPr>
     </w:lvl>
   </w:abstractNum>
-  <w:abstractNum w:abstractNumId="7" w15:restartNumberingAfterBreak="0">
-    <w:nsid w:val="2EDC6A59"/>
+  <w:abstractNum w:abstractNumId="8" w15:restartNumberingAfterBreak="0">
+    <w:nsid w:val="560C49CE"/>
     <w:multiLevelType w:val="hybridMultilevel"/>
-    <w:tmpl w:val="336AC4C8"/>
-    <w:lvl w:ilvl="0" w:tplc="0C0A0001">
-      <w:start w:val="1"/>
-      <w:numFmt w:val="bullet"/>
-      <w:lvlText w:val=""/>
-      <w:lvlJc w:val="left"/>
-      <w:pPr>
-        <w:ind w:left="720" w:hanging="360"/>
-      </w:pPr>
-      <w:rPr>
-        <w:rFonts w:ascii="Symbol" w:hAnsi="Symbol" w:hint="default"/>
-      </w:rPr>
-    </w:lvl>
-    <w:lvl w:ilvl="1" w:tplc="0C0A0003" w:tentative="1">
-      <w:start w:val="1"/>
-      <w:numFmt w:val="bullet"/>
-      <w:lvlText w:val="o"/>
-      <w:lvlJc w:val="left"/>
-      <w:pPr>
-        <w:ind w:left="1440" w:hanging="360"/>
-      </w:pPr>
-      <w:rPr>
-        <w:rFonts w:ascii="Courier New" w:hAnsi="Courier New" w:cs="Courier New" w:hint="default"/>
-      </w:rPr>
-    </w:lvl>
-    <w:lvl w:ilvl="2" w:tplc="0C0A0005" w:tentative="1">
-      <w:start w:val="1"/>
-      <w:numFmt w:val="bullet"/>
-      <w:lvlText w:val=""/>
-      <w:lvlJc w:val="left"/>
-      <w:pPr>
-        <w:ind w:left="2160" w:hanging="360"/>
-      </w:pPr>
-      <w:rPr>
-        <w:rFonts w:ascii="Wingdings" w:hAnsi="Wingdings" w:hint="default"/>
-      </w:rPr>
-    </w:lvl>
-    <w:lvl w:ilvl="3" w:tplc="0C0A0001" w:tentative="1">
-      <w:start w:val="1"/>
-      <w:numFmt w:val="bullet"/>
-      <w:lvlText w:val=""/>
-      <w:lvlJc w:val="left"/>
-      <w:pPr>
-        <w:ind w:left="2880" w:hanging="360"/>
-      </w:pPr>
-      <w:rPr>
-        <w:rFonts w:ascii="Symbol" w:hAnsi="Symbol" w:hint="default"/>
-      </w:rPr>
-    </w:lvl>
-    <w:lvl w:ilvl="4" w:tplc="0C0A0003" w:tentative="1">
-      <w:start w:val="1"/>
-      <w:numFmt w:val="bullet"/>
-      <w:lvlText w:val="o"/>
-      <w:lvlJc w:val="left"/>
-      <w:pPr>
-        <w:ind w:left="3600" w:hanging="360"/>
-      </w:pPr>
-      <w:rPr>
-        <w:rFonts w:ascii="Courier New" w:hAnsi="Courier New" w:cs="Courier New" w:hint="default"/>
-      </w:rPr>
-    </w:lvl>
-    <w:lvl w:ilvl="5" w:tplc="0C0A0005" w:tentative="1">
-      <w:start w:val="1"/>
-      <w:numFmt w:val="bullet"/>
-      <w:lvlText w:val=""/>
-      <w:lvlJc w:val="left"/>
-      <w:pPr>
-        <w:ind w:left="4320" w:hanging="360"/>
-      </w:pPr>
-      <w:rPr>
-        <w:rFonts w:ascii="Wingdings" w:hAnsi="Wingdings" w:hint="default"/>
-      </w:rPr>
-    </w:lvl>
-    <w:lvl w:ilvl="6" w:tplc="0C0A0001" w:tentative="1">
-      <w:start w:val="1"/>
-      <w:numFmt w:val="bullet"/>
-      <w:lvlText w:val=""/>
-      <w:lvlJc w:val="left"/>
-      <w:pPr>
-        <w:ind w:left="5040" w:hanging="360"/>
-      </w:pPr>
-      <w:rPr>
-        <w:rFonts w:ascii="Symbol" w:hAnsi="Symbol" w:hint="default"/>
-      </w:rPr>
-    </w:lvl>
-    <w:lvl w:ilvl="7" w:tplc="0C0A0003" w:tentative="1">
-      <w:start w:val="1"/>
-      <w:numFmt w:val="bullet"/>
-      <w:lvlText w:val="o"/>
-      <w:lvlJc w:val="left"/>
-      <w:pPr>
-        <w:ind w:left="5760" w:hanging="360"/>
-      </w:pPr>
-      <w:rPr>
-        <w:rFonts w:ascii="Courier New" w:hAnsi="Courier New" w:cs="Courier New" w:hint="default"/>
-      </w:rPr>
-    </w:lvl>
-    <w:lvl w:ilvl="8" w:tplc="0C0A0005" w:tentative="1">
-      <w:start w:val="1"/>
-      <w:numFmt w:val="bullet"/>
-      <w:lvlText w:val=""/>
-      <w:lvlJc w:val="left"/>
-      <w:pPr>
-        <w:ind w:left="6480" w:hanging="360"/>
+    <w:tmpl w:val="3A681960"/>
+    <w:lvl w:ilvl="0" w:tplc="040C0001">
+      <w:start w:val="1"/>
+      <w:numFmt w:val="bullet"/>
+      <w:lvlText w:val=""/>
+      <w:lvlJc w:val="left"/>
+      <w:pPr>
+        <w:ind w:left="1068" w:hanging="360"/>
+      </w:pPr>
+      <w:rPr>
+        <w:rFonts w:ascii="Symbol" w:hAnsi="Symbol" w:hint="default"/>
+      </w:rPr>
+    </w:lvl>
+    <w:lvl w:ilvl="1" w:tplc="040C0003" w:tentative="1">
+      <w:start w:val="1"/>
+      <w:numFmt w:val="bullet"/>
+      <w:lvlText w:val="o"/>
+      <w:lvlJc w:val="left"/>
+      <w:pPr>
+        <w:ind w:left="1788" w:hanging="360"/>
+      </w:pPr>
+      <w:rPr>
+        <w:rFonts w:ascii="Courier New" w:hAnsi="Courier New" w:cs="Courier New" w:hint="default"/>
+      </w:rPr>
+    </w:lvl>
+    <w:lvl w:ilvl="2" w:tplc="040C0005" w:tentative="1">
+      <w:start w:val="1"/>
+      <w:numFmt w:val="bullet"/>
+      <w:lvlText w:val=""/>
+      <w:lvlJc w:val="left"/>
+      <w:pPr>
+        <w:ind w:left="2508" w:hanging="360"/>
+      </w:pPr>
+      <w:rPr>
+        <w:rFonts w:ascii="Wingdings" w:hAnsi="Wingdings" w:hint="default"/>
+      </w:rPr>
+    </w:lvl>
+    <w:lvl w:ilvl="3" w:tplc="040C0001" w:tentative="1">
+      <w:start w:val="1"/>
+      <w:numFmt w:val="bullet"/>
+      <w:lvlText w:val=""/>
+      <w:lvlJc w:val="left"/>
+      <w:pPr>
+        <w:ind w:left="3228" w:hanging="360"/>
+      </w:pPr>
+      <w:rPr>
+        <w:rFonts w:ascii="Symbol" w:hAnsi="Symbol" w:hint="default"/>
+      </w:rPr>
+    </w:lvl>
+    <w:lvl w:ilvl="4" w:tplc="040C0003" w:tentative="1">
+      <w:start w:val="1"/>
+      <w:numFmt w:val="bullet"/>
+      <w:lvlText w:val="o"/>
+      <w:lvlJc w:val="left"/>
+      <w:pPr>
+        <w:ind w:left="3948" w:hanging="360"/>
+      </w:pPr>
+      <w:rPr>
+        <w:rFonts w:ascii="Courier New" w:hAnsi="Courier New" w:cs="Courier New" w:hint="default"/>
+      </w:rPr>
+    </w:lvl>
+    <w:lvl w:ilvl="5" w:tplc="040C0005" w:tentative="1">
+      <w:start w:val="1"/>
+      <w:numFmt w:val="bullet"/>
+      <w:lvlText w:val=""/>
+      <w:lvlJc w:val="left"/>
+      <w:pPr>
+        <w:ind w:left="4668" w:hanging="360"/>
+      </w:pPr>
+      <w:rPr>
+        <w:rFonts w:ascii="Wingdings" w:hAnsi="Wingdings" w:hint="default"/>
+      </w:rPr>
+    </w:lvl>
+    <w:lvl w:ilvl="6" w:tplc="040C0001" w:tentative="1">
+      <w:start w:val="1"/>
+      <w:numFmt w:val="bullet"/>
+      <w:lvlText w:val=""/>
+      <w:lvlJc w:val="left"/>
+      <w:pPr>
+        <w:ind w:left="5388" w:hanging="360"/>
+      </w:pPr>
+      <w:rPr>
+        <w:rFonts w:ascii="Symbol" w:hAnsi="Symbol" w:hint="default"/>
+      </w:rPr>
+    </w:lvl>
+    <w:lvl w:ilvl="7" w:tplc="040C0003" w:tentative="1">
+      <w:start w:val="1"/>
+      <w:numFmt w:val="bullet"/>
+      <w:lvlText w:val="o"/>
+      <w:lvlJc w:val="left"/>
+      <w:pPr>
+        <w:ind w:left="6108" w:hanging="360"/>
+      </w:pPr>
+      <w:rPr>
+        <w:rFonts w:ascii="Courier New" w:hAnsi="Courier New" w:cs="Courier New" w:hint="default"/>
+      </w:rPr>
+    </w:lvl>
+    <w:lvl w:ilvl="8" w:tplc="040C0005" w:tentative="1">
+      <w:start w:val="1"/>
+      <w:numFmt w:val="bullet"/>
+      <w:lvlText w:val=""/>
+      <w:lvlJc w:val="left"/>
+      <w:pPr>
+        <w:ind w:left="6828" w:hanging="360"/>
       </w:pPr>
       <w:rPr>
         <w:rFonts w:ascii="Wingdings" w:hAnsi="Wingdings" w:hint="default"/>
       </w:rPr>
     </w:lvl>
   </w:abstractNum>
-  <w:abstractNum w:abstractNumId="8" w15:restartNumberingAfterBreak="0">
-    <w:nsid w:val="2EDC6A59"/>
+  <w:abstractNum w:abstractNumId="9" w15:restartNumberingAfterBreak="0">
+    <w:nsid w:val="560C49CE"/>
     <w:multiLevelType w:val="hybridMultilevel"/>
-    <w:tmpl w:val="336AC4C8"/>
-    <w:lvl w:ilvl="0" w:tplc="0C0A0001">
-      <w:start w:val="1"/>
-      <w:numFmt w:val="bullet"/>
-      <w:lvlText w:val=""/>
-      <w:lvlJc w:val="left"/>
-      <w:pPr>
-        <w:ind w:left="720" w:hanging="360"/>
-      </w:pPr>
-      <w:rPr>
-        <w:rFonts w:ascii="Symbol" w:hAnsi="Symbol" w:hint="default"/>
-      </w:rPr>
-    </w:lvl>
-    <w:lvl w:ilvl="1" w:tplc="0C0A0003" w:tentative="1">
-      <w:start w:val="1"/>
-      <w:numFmt w:val="bullet"/>
-      <w:lvlText w:val="o"/>
-      <w:lvlJc w:val="left"/>
-      <w:pPr>
-        <w:ind w:left="1440" w:hanging="360"/>
-      </w:pPr>
-      <w:rPr>
-        <w:rFonts w:ascii="Courier New" w:hAnsi="Courier New" w:cs="Courier New" w:hint="default"/>
-      </w:rPr>
-    </w:lvl>
-    <w:lvl w:ilvl="2" w:tplc="0C0A0005" w:tentative="1">
-      <w:start w:val="1"/>
-      <w:numFmt w:val="bullet"/>
-      <w:lvlText w:val=""/>
-      <w:lvlJc w:val="left"/>
-      <w:pPr>
-        <w:ind w:left="2160" w:hanging="360"/>
-      </w:pPr>
-      <w:rPr>
-        <w:rFonts w:ascii="Wingdings" w:hAnsi="Wingdings" w:hint="default"/>
-      </w:rPr>
-    </w:lvl>
-    <w:lvl w:ilvl="3" w:tplc="0C0A0001" w:tentative="1">
-      <w:start w:val="1"/>
-      <w:numFmt w:val="bullet"/>
-      <w:lvlText w:val=""/>
-      <w:lvlJc w:val="left"/>
-      <w:pPr>
-        <w:ind w:left="2880" w:hanging="360"/>
-      </w:pPr>
-      <w:rPr>
-        <w:rFonts w:ascii="Symbol" w:hAnsi="Symbol" w:hint="default"/>
-      </w:rPr>
-    </w:lvl>
-    <w:lvl w:ilvl="4" w:tplc="0C0A0003" w:tentative="1">
-      <w:start w:val="1"/>
-      <w:numFmt w:val="bullet"/>
-      <w:lvlText w:val="o"/>
-      <w:lvlJc w:val="left"/>
-      <w:pPr>
-        <w:ind w:left="3600" w:hanging="360"/>
-      </w:pPr>
-      <w:rPr>
-        <w:rFonts w:ascii="Courier New" w:hAnsi="Courier New" w:cs="Courier New" w:hint="default"/>
-      </w:rPr>
-    </w:lvl>
-    <w:lvl w:ilvl="5" w:tplc="0C0A0005" w:tentative="1">
-      <w:start w:val="1"/>
-      <w:numFmt w:val="bullet"/>
-      <w:lvlText w:val=""/>
-      <w:lvlJc w:val="left"/>
-      <w:pPr>
-        <w:ind w:left="4320" w:hanging="360"/>
-      </w:pPr>
-      <w:rPr>
-        <w:rFonts w:ascii="Wingdings" w:hAnsi="Wingdings" w:hint="default"/>
-      </w:rPr>
-    </w:lvl>
-    <w:lvl w:ilvl="6" w:tplc="0C0A0001" w:tentative="1">
-      <w:start w:val="1"/>
-      <w:numFmt w:val="bullet"/>
-      <w:lvlText w:val=""/>
-      <w:lvlJc w:val="left"/>
-      <w:pPr>
-        <w:ind w:left="5040" w:hanging="360"/>
-      </w:pPr>
-      <w:rPr>
-        <w:rFonts w:ascii="Symbol" w:hAnsi="Symbol" w:hint="default"/>
-      </w:rPr>
-    </w:lvl>
-    <w:lvl w:ilvl="7" w:tplc="0C0A0003" w:tentative="1">
-      <w:start w:val="1"/>
-      <w:numFmt w:val="bullet"/>
-      <w:lvlText w:val="o"/>
-      <w:lvlJc w:val="left"/>
-      <w:pPr>
-        <w:ind w:left="5760" w:hanging="360"/>
-      </w:pPr>
-      <w:rPr>
-        <w:rFonts w:ascii="Courier New" w:hAnsi="Courier New" w:cs="Courier New" w:hint="default"/>
-      </w:rPr>
-    </w:lvl>
-    <w:lvl w:ilvl="8" w:tplc="0C0A0005" w:tentative="1">
-      <w:start w:val="1"/>
-      <w:numFmt w:val="bullet"/>
-      <w:lvlText w:val=""/>
-      <w:lvlJc w:val="left"/>
-      <w:pPr>
-        <w:ind w:left="6480" w:hanging="360"/>
+    <w:tmpl w:val="3A681960"/>
+    <w:lvl w:ilvl="0" w:tplc="040C0001">
+      <w:start w:val="1"/>
+      <w:numFmt w:val="bullet"/>
+      <w:lvlText w:val=""/>
+      <w:lvlJc w:val="left"/>
+      <w:pPr>
+        <w:ind w:left="1068" w:hanging="360"/>
+      </w:pPr>
+      <w:rPr>
+        <w:rFonts w:ascii="Symbol" w:hAnsi="Symbol" w:hint="default"/>
+      </w:rPr>
+    </w:lvl>
+    <w:lvl w:ilvl="1" w:tplc="040C0003" w:tentative="1">
+      <w:start w:val="1"/>
+      <w:numFmt w:val="bullet"/>
+      <w:lvlText w:val="o"/>
+      <w:lvlJc w:val="left"/>
+      <w:pPr>
+        <w:ind w:left="1788" w:hanging="360"/>
+      </w:pPr>
+      <w:rPr>
+        <w:rFonts w:ascii="Courier New" w:hAnsi="Courier New" w:cs="Courier New" w:hint="default"/>
+      </w:rPr>
+    </w:lvl>
+    <w:lvl w:ilvl="2" w:tplc="040C0005" w:tentative="1">
+      <w:start w:val="1"/>
+      <w:numFmt w:val="bullet"/>
+      <w:lvlText w:val=""/>
+      <w:lvlJc w:val="left"/>
+      <w:pPr>
+        <w:ind w:left="2508" w:hanging="360"/>
+      </w:pPr>
+      <w:rPr>
+        <w:rFonts w:ascii="Wingdings" w:hAnsi="Wingdings" w:hint="default"/>
+      </w:rPr>
+    </w:lvl>
+    <w:lvl w:ilvl="3" w:tplc="040C0001" w:tentative="1">
+      <w:start w:val="1"/>
+      <w:numFmt w:val="bullet"/>
+      <w:lvlText w:val=""/>
+      <w:lvlJc w:val="left"/>
+      <w:pPr>
+        <w:ind w:left="3228" w:hanging="360"/>
+      </w:pPr>
+      <w:rPr>
+        <w:rFonts w:ascii="Symbol" w:hAnsi="Symbol" w:hint="default"/>
+      </w:rPr>
+    </w:lvl>
+    <w:lvl w:ilvl="4" w:tplc="040C0003" w:tentative="1">
+      <w:start w:val="1"/>
+      <w:numFmt w:val="bullet"/>
+      <w:lvlText w:val="o"/>
+      <w:lvlJc w:val="left"/>
+      <w:pPr>
+        <w:ind w:left="3948" w:hanging="360"/>
+      </w:pPr>
+      <w:rPr>
+        <w:rFonts w:ascii="Courier New" w:hAnsi="Courier New" w:cs="Courier New" w:hint="default"/>
+      </w:rPr>
+    </w:lvl>
+    <w:lvl w:ilvl="5" w:tplc="040C0005" w:tentative="1">
+      <w:start w:val="1"/>
+      <w:numFmt w:val="bullet"/>
+      <w:lvlText w:val=""/>
+      <w:lvlJc w:val="left"/>
+      <w:pPr>
+        <w:ind w:left="4668" w:hanging="360"/>
+      </w:pPr>
+      <w:rPr>
+        <w:rFonts w:ascii="Wingdings" w:hAnsi="Wingdings" w:hint="default"/>
+      </w:rPr>
+    </w:lvl>
+    <w:lvl w:ilvl="6" w:tplc="040C0001" w:tentative="1">
+      <w:start w:val="1"/>
+      <w:numFmt w:val="bullet"/>
+      <w:lvlText w:val=""/>
+      <w:lvlJc w:val="left"/>
+      <w:pPr>
+        <w:ind w:left="5388" w:hanging="360"/>
+      </w:pPr>
+      <w:rPr>
+        <w:rFonts w:ascii="Symbol" w:hAnsi="Symbol" w:hint="default"/>
+      </w:rPr>
+    </w:lvl>
+    <w:lvl w:ilvl="7" w:tplc="040C0003" w:tentative="1">
+      <w:start w:val="1"/>
+      <w:numFmt w:val="bullet"/>
+      <w:lvlText w:val="o"/>
+      <w:lvlJc w:val="left"/>
+      <w:pPr>
+        <w:ind w:left="6108" w:hanging="360"/>
+      </w:pPr>
+      <w:rPr>
+        <w:rFonts w:ascii="Courier New" w:hAnsi="Courier New" w:cs="Courier New" w:hint="default"/>
+      </w:rPr>
+    </w:lvl>
+    <w:lvl w:ilvl="8" w:tplc="040C0005" w:tentative="1">
+      <w:start w:val="1"/>
+      <w:numFmt w:val="bullet"/>
+      <w:lvlText w:val=""/>
+      <w:lvlJc w:val="left"/>
+      <w:pPr>
+        <w:ind w:left="6828" w:hanging="360"/>
       </w:pPr>
       <w:rPr>
         <w:rFonts w:ascii="Wingdings" w:hAnsi="Wingdings" w:hint="default"/>
@@ -1329,10 +1442,10 @@
     <w:abstractNumId w:val="4"/>
   </w:num>
   <w:num w:numId="7" w16cid:durableId="188564522">
-    <w:abstractNumId w:val="5"/>
+    <w:abstractNumId w:val="6"/>
   </w:num>
   <w:num w:numId="8" w16cid:durableId="583104868">
-    <w:abstractNumId w:val="6"/>
+    <w:abstractNumId w:val="7"/>
   </w:num>
   <w:num w:numId="9" w16cid:durableId="674501961">
     <w:abstractNumId w:val="2"/>
@@ -1340,11 +1453,14 @@
   <w:num w:numId="10" w16cid:durableId="721443396">
     <w:abstractNumId w:val="0"/>
   </w:num>
-  <w:num w:numId="11">
-    <w:abstractNumId w:val="7"/>
+  <w:num w:numId="11" w16cid:durableId="2107384459">
+    <w:abstractNumId w:val="5"/>
   </w:num>
   <w:num w:numId="12">
     <w:abstractNumId w:val="8"/>
+  </w:num>
+  <w:num w:numId="13">
+    <w:abstractNumId w:val="9"/>
   </w:num>
 </w:numbering>
 </file>
